--- a/docs/RS485角行程球阀控制器_使用说明书.docx
+++ b/docs/RS485角行程球阀控制器_使用说明书.docx
@@ -10122,6 +10122,1226 @@
                 <w:szCs w:val="18"/>
               </w:rPr>
               <w:t xml:space="preserve">给定模式调节方向:0=正向,1=反向</w:t>
+            </w:r>
+          </w:p>
+        </w:tc>
+      </w:tr>
+      <w:tr>
+        <w:tc>
+          <w:tcPr>
+            <w:tcW w:type="dxa" w:w="560"/>
+            <w:tcBorders>
+              <w:top w:val="single" w:color="BBBBBB" w:sz="1"/>
+              <w:left w:val="single" w:color="BBBBBB" w:sz="1"/>
+              <w:bottom w:val="single" w:color="BBBBBB" w:sz="1"/>
+              <w:right w:val="single" w:color="BBBBBB" w:sz="1"/>
+            </w:tcBorders>
+            <w:shd w:fill="E2EFDA" w:val="clear"/>
+            <w:tcMar>
+              <w:top w:type="dxa" w:w="50"/>
+              <w:left w:type="dxa" w:w="100"/>
+              <w:bottom w:type="dxa" w:w="50"/>
+              <w:right w:type="dxa" w:w="100"/>
+            </w:tcMar>
+            <w:vAlign w:val="center"/>
+          </w:tcPr>
+          <w:p>
+            <w:pPr>
+              <w:spacing w:after="0"/>
+              <w:jc w:val="center"/>
+            </w:pPr>
+            <w:r>
+              <w:rPr>
+                <w:rFonts w:ascii="微软雅黑" w:cs="微软雅黑" w:eastAsia="微软雅黑" w:hAnsi="微软雅黑"/>
+                <w:b w:val="false"/>
+                <w:bCs w:val="false"/>
+                <w:sz w:val="18"/>
+                <w:szCs w:val="18"/>
+              </w:rPr>
+              <w:t xml:space="preserve">32</w:t>
+            </w:r>
+          </w:p>
+        </w:tc>
+        <w:tc>
+          <w:tcPr>
+            <w:tcW w:type="dxa" w:w="1450"/>
+            <w:tcBorders>
+              <w:top w:val="single" w:color="BBBBBB" w:sz="1"/>
+              <w:left w:val="single" w:color="BBBBBB" w:sz="1"/>
+              <w:bottom w:val="single" w:color="BBBBBB" w:sz="1"/>
+              <w:right w:val="single" w:color="BBBBBB" w:sz="1"/>
+            </w:tcBorders>
+            <w:shd w:fill="E2EFDA" w:val="clear"/>
+            <w:tcMar>
+              <w:top w:type="dxa" w:w="50"/>
+              <w:left w:type="dxa" w:w="100"/>
+              <w:bottom w:type="dxa" w:w="50"/>
+              <w:right w:type="dxa" w:w="100"/>
+            </w:tcMar>
+            <w:vAlign w:val="center"/>
+          </w:tcPr>
+          <w:p>
+            <w:pPr>
+              <w:spacing w:after="0"/>
+            </w:pPr>
+            <w:r>
+              <w:rPr>
+                <w:rFonts w:ascii="微软雅黑" w:cs="微软雅黑" w:eastAsia="微软雅黑" w:hAnsi="微软雅黑"/>
+                <w:b w:val="false"/>
+                <w:bCs w:val="false"/>
+                <w:sz w:val="18"/>
+                <w:szCs w:val="18"/>
+              </w:rPr>
+              <w:t xml:space="preserve">模糊PID使能</w:t>
+            </w:r>
+          </w:p>
+        </w:tc>
+        <w:tc>
+          <w:tcPr>
+            <w:tcW w:type="dxa" w:w="700"/>
+            <w:tcBorders>
+              <w:top w:val="single" w:color="BBBBBB" w:sz="1"/>
+              <w:left w:val="single" w:color="BBBBBB" w:sz="1"/>
+              <w:bottom w:val="single" w:color="BBBBBB" w:sz="1"/>
+              <w:right w:val="single" w:color="BBBBBB" w:sz="1"/>
+            </w:tcBorders>
+            <w:shd w:fill="E2EFDA" w:val="clear"/>
+            <w:tcMar>
+              <w:top w:type="dxa" w:w="50"/>
+              <w:left w:type="dxa" w:w="100"/>
+              <w:bottom w:type="dxa" w:w="50"/>
+              <w:right w:type="dxa" w:w="100"/>
+            </w:tcMar>
+            <w:vAlign w:val="center"/>
+          </w:tcPr>
+          <w:p>
+            <w:pPr>
+              <w:spacing w:after="0"/>
+              <w:jc w:val="center"/>
+            </w:pPr>
+            <w:r>
+              <w:rPr>
+                <w:rFonts w:ascii="微软雅黑" w:cs="微软雅黑" w:eastAsia="微软雅黑" w:hAnsi="微软雅黑"/>
+                <w:b w:val="false"/>
+                <w:bCs w:val="false"/>
+                <w:sz w:val="18"/>
+                <w:szCs w:val="18"/>
+              </w:rPr>
+              <w:t xml:space="preserve">√</w:t>
+            </w:r>
+          </w:p>
+        </w:tc>
+        <w:tc>
+          <w:tcPr>
+            <w:tcW w:type="dxa" w:w="760"/>
+            <w:tcBorders>
+              <w:top w:val="single" w:color="BBBBBB" w:sz="1"/>
+              <w:left w:val="single" w:color="BBBBBB" w:sz="1"/>
+              <w:bottom w:val="single" w:color="BBBBBB" w:sz="1"/>
+              <w:right w:val="single" w:color="BBBBBB" w:sz="1"/>
+            </w:tcBorders>
+            <w:shd w:fill="E2EFDA" w:val="clear"/>
+            <w:tcMar>
+              <w:top w:type="dxa" w:w="50"/>
+              <w:left w:type="dxa" w:w="100"/>
+              <w:bottom w:type="dxa" w:w="50"/>
+              <w:right w:type="dxa" w:w="100"/>
+            </w:tcMar>
+            <w:vAlign w:val="center"/>
+          </w:tcPr>
+          <w:p>
+            <w:pPr>
+              <w:spacing w:after="0"/>
+              <w:jc w:val="center"/>
+            </w:pPr>
+            <w:r>
+              <w:rPr>
+                <w:rFonts w:ascii="微软雅黑" w:cs="微软雅黑" w:eastAsia="微软雅黑" w:hAnsi="微软雅黑"/>
+                <w:b w:val="false"/>
+                <w:bCs w:val="false"/>
+                <w:sz w:val="18"/>
+                <w:szCs w:val="18"/>
+              </w:rPr>
+              <w:t xml:space="preserve">√·Flash</w:t>
+            </w:r>
+          </w:p>
+        </w:tc>
+        <w:tc>
+          <w:tcPr>
+            <w:tcW w:type="dxa" w:w="1330"/>
+            <w:tcBorders>
+              <w:top w:val="single" w:color="BBBBBB" w:sz="1"/>
+              <w:left w:val="single" w:color="BBBBBB" w:sz="1"/>
+              <w:bottom w:val="single" w:color="BBBBBB" w:sz="1"/>
+              <w:right w:val="single" w:color="BBBBBB" w:sz="1"/>
+            </w:tcBorders>
+            <w:shd w:fill="E2EFDA" w:val="clear"/>
+            <w:tcMar>
+              <w:top w:type="dxa" w:w="50"/>
+              <w:left w:type="dxa" w:w="100"/>
+              <w:bottom w:type="dxa" w:w="50"/>
+              <w:right w:type="dxa" w:w="100"/>
+            </w:tcMar>
+            <w:vAlign w:val="center"/>
+          </w:tcPr>
+          <w:p>
+            <w:pPr>
+              <w:spacing w:after="0"/>
+            </w:pPr>
+            <w:r>
+              <w:rPr>
+                <w:rFonts w:ascii="微软雅黑" w:cs="微软雅黑" w:eastAsia="微软雅黑" w:hAnsi="微软雅黑"/>
+                <w:b w:val="false"/>
+                <w:bCs w:val="false"/>
+                <w:sz w:val="18"/>
+                <w:szCs w:val="18"/>
+              </w:rPr>
+              <w:t xml:space="preserve">0/1</w:t>
+            </w:r>
+          </w:p>
+        </w:tc>
+        <w:tc>
+          <w:tcPr>
+            <w:tcW w:type="dxa" w:w="640"/>
+            <w:tcBorders>
+              <w:top w:val="single" w:color="BBBBBB" w:sz="1"/>
+              <w:left w:val="single" w:color="BBBBBB" w:sz="1"/>
+              <w:bottom w:val="single" w:color="BBBBBB" w:sz="1"/>
+              <w:right w:val="single" w:color="BBBBBB" w:sz="1"/>
+            </w:tcBorders>
+            <w:shd w:fill="E2EFDA" w:val="clear"/>
+            <w:tcMar>
+              <w:top w:type="dxa" w:w="50"/>
+              <w:left w:type="dxa" w:w="100"/>
+              <w:bottom w:type="dxa" w:w="50"/>
+              <w:right w:type="dxa" w:w="100"/>
+            </w:tcMar>
+            <w:vAlign w:val="center"/>
+          </w:tcPr>
+          <w:p>
+            <w:pPr>
+              <w:spacing w:after="0"/>
+              <w:jc w:val="center"/>
+            </w:pPr>
+            <w:r>
+              <w:rPr>
+                <w:rFonts w:ascii="微软雅黑" w:cs="微软雅黑" w:eastAsia="微软雅黑" w:hAnsi="微软雅黑"/>
+                <w:b w:val="false"/>
+                <w:bCs w:val="false"/>
+                <w:sz w:val="18"/>
+                <w:szCs w:val="18"/>
+              </w:rPr>
+              <w:t xml:space="preserve">0</w:t>
+            </w:r>
+          </w:p>
+        </w:tc>
+        <w:tc>
+          <w:tcPr>
+            <w:tcW w:type="dxa" w:w="3586"/>
+            <w:tcBorders>
+              <w:top w:val="single" w:color="BBBBBB" w:sz="1"/>
+              <w:left w:val="single" w:color="BBBBBB" w:sz="1"/>
+              <w:bottom w:val="single" w:color="BBBBBB" w:sz="1"/>
+              <w:right w:val="single" w:color="BBBBBB" w:sz="1"/>
+            </w:tcBorders>
+            <w:shd w:fill="E2EFDA" w:val="clear"/>
+            <w:tcMar>
+              <w:top w:type="dxa" w:w="50"/>
+              <w:left w:type="dxa" w:w="100"/>
+              <w:bottom w:type="dxa" w:w="50"/>
+              <w:right w:type="dxa" w:w="100"/>
+            </w:tcMar>
+            <w:vAlign w:val="center"/>
+          </w:tcPr>
+          <w:p>
+            <w:pPr>
+              <w:spacing w:after="0"/>
+            </w:pPr>
+            <w:r>
+              <w:rPr>
+                <w:rFonts w:ascii="微软雅黑" w:cs="微软雅黑" w:eastAsia="微软雅黑" w:hAnsi="微软雅黑"/>
+                <w:b w:val="false"/>
+                <w:bCs w:val="false"/>
+                <w:sz w:val="18"/>
+                <w:szCs w:val="18"/>
+              </w:rPr>
+              <w:t xml:space="preserve">0=经典PID,1=模糊自整定;对流量/压力/给定模式生效</w:t>
+            </w:r>
+          </w:p>
+        </w:tc>
+      </w:tr>
+      <w:tr>
+        <w:tc>
+          <w:tcPr>
+            <w:tcW w:type="dxa" w:w="560"/>
+            <w:tcBorders>
+              <w:top w:val="single" w:color="BBBBBB" w:sz="1"/>
+              <w:left w:val="single" w:color="BBBBBB" w:sz="1"/>
+              <w:bottom w:val="single" w:color="BBBBBB" w:sz="1"/>
+              <w:right w:val="single" w:color="BBBBBB" w:sz="1"/>
+            </w:tcBorders>
+            <w:shd w:fill="E2EFDA" w:val="clear"/>
+            <w:tcMar>
+              <w:top w:type="dxa" w:w="50"/>
+              <w:left w:type="dxa" w:w="100"/>
+              <w:bottom w:type="dxa" w:w="50"/>
+              <w:right w:type="dxa" w:w="100"/>
+            </w:tcMar>
+            <w:vAlign w:val="center"/>
+          </w:tcPr>
+          <w:p>
+            <w:pPr>
+              <w:spacing w:after="0"/>
+              <w:jc w:val="center"/>
+            </w:pPr>
+            <w:r>
+              <w:rPr>
+                <w:rFonts w:ascii="微软雅黑" w:cs="微软雅黑" w:eastAsia="微软雅黑" w:hAnsi="微软雅黑"/>
+                <w:b w:val="false"/>
+                <w:bCs w:val="false"/>
+                <w:sz w:val="18"/>
+                <w:szCs w:val="18"/>
+              </w:rPr>
+              <w:t xml:space="preserve">33</w:t>
+            </w:r>
+          </w:p>
+        </w:tc>
+        <w:tc>
+          <w:tcPr>
+            <w:tcW w:type="dxa" w:w="1450"/>
+            <w:tcBorders>
+              <w:top w:val="single" w:color="BBBBBB" w:sz="1"/>
+              <w:left w:val="single" w:color="BBBBBB" w:sz="1"/>
+              <w:bottom w:val="single" w:color="BBBBBB" w:sz="1"/>
+              <w:right w:val="single" w:color="BBBBBB" w:sz="1"/>
+            </w:tcBorders>
+            <w:shd w:fill="E2EFDA" w:val="clear"/>
+            <w:tcMar>
+              <w:top w:type="dxa" w:w="50"/>
+              <w:left w:type="dxa" w:w="100"/>
+              <w:bottom w:type="dxa" w:w="50"/>
+              <w:right w:type="dxa" w:w="100"/>
+            </w:tcMar>
+            <w:vAlign w:val="center"/>
+          </w:tcPr>
+          <w:p>
+            <w:pPr>
+              <w:spacing w:after="0"/>
+            </w:pPr>
+            <w:r>
+              <w:rPr>
+                <w:rFonts w:ascii="微软雅黑" w:cs="微软雅黑" w:eastAsia="微软雅黑" w:hAnsi="微软雅黑"/>
+                <w:b w:val="false"/>
+                <w:bCs w:val="false"/>
+                <w:sz w:val="18"/>
+                <w:szCs w:val="18"/>
+              </w:rPr>
+              <w:t xml:space="preserve">Kec倍数</w:t>
+            </w:r>
+          </w:p>
+        </w:tc>
+        <w:tc>
+          <w:tcPr>
+            <w:tcW w:type="dxa" w:w="700"/>
+            <w:tcBorders>
+              <w:top w:val="single" w:color="BBBBBB" w:sz="1"/>
+              <w:left w:val="single" w:color="BBBBBB" w:sz="1"/>
+              <w:bottom w:val="single" w:color="BBBBBB" w:sz="1"/>
+              <w:right w:val="single" w:color="BBBBBB" w:sz="1"/>
+            </w:tcBorders>
+            <w:shd w:fill="E2EFDA" w:val="clear"/>
+            <w:tcMar>
+              <w:top w:type="dxa" w:w="50"/>
+              <w:left w:type="dxa" w:w="100"/>
+              <w:bottom w:type="dxa" w:w="50"/>
+              <w:right w:type="dxa" w:w="100"/>
+            </w:tcMar>
+            <w:vAlign w:val="center"/>
+          </w:tcPr>
+          <w:p>
+            <w:pPr>
+              <w:spacing w:after="0"/>
+              <w:jc w:val="center"/>
+            </w:pPr>
+            <w:r>
+              <w:rPr>
+                <w:rFonts w:ascii="微软雅黑" w:cs="微软雅黑" w:eastAsia="微软雅黑" w:hAnsi="微软雅黑"/>
+                <w:b w:val="false"/>
+                <w:bCs w:val="false"/>
+                <w:sz w:val="18"/>
+                <w:szCs w:val="18"/>
+              </w:rPr>
+              <w:t xml:space="preserve">√</w:t>
+            </w:r>
+          </w:p>
+        </w:tc>
+        <w:tc>
+          <w:tcPr>
+            <w:tcW w:type="dxa" w:w="760"/>
+            <w:tcBorders>
+              <w:top w:val="single" w:color="BBBBBB" w:sz="1"/>
+              <w:left w:val="single" w:color="BBBBBB" w:sz="1"/>
+              <w:bottom w:val="single" w:color="BBBBBB" w:sz="1"/>
+              <w:right w:val="single" w:color="BBBBBB" w:sz="1"/>
+            </w:tcBorders>
+            <w:shd w:fill="E2EFDA" w:val="clear"/>
+            <w:tcMar>
+              <w:top w:type="dxa" w:w="50"/>
+              <w:left w:type="dxa" w:w="100"/>
+              <w:bottom w:type="dxa" w:w="50"/>
+              <w:right w:type="dxa" w:w="100"/>
+            </w:tcMar>
+            <w:vAlign w:val="center"/>
+          </w:tcPr>
+          <w:p>
+            <w:pPr>
+              <w:spacing w:after="0"/>
+              <w:jc w:val="center"/>
+            </w:pPr>
+            <w:r>
+              <w:rPr>
+                <w:rFonts w:ascii="微软雅黑" w:cs="微软雅黑" w:eastAsia="微软雅黑" w:hAnsi="微软雅黑"/>
+                <w:b w:val="false"/>
+                <w:bCs w:val="false"/>
+                <w:sz w:val="18"/>
+                <w:szCs w:val="18"/>
+              </w:rPr>
+              <w:t xml:space="preserve">√·Flash</w:t>
+            </w:r>
+          </w:p>
+        </w:tc>
+        <w:tc>
+          <w:tcPr>
+            <w:tcW w:type="dxa" w:w="1330"/>
+            <w:tcBorders>
+              <w:top w:val="single" w:color="BBBBBB" w:sz="1"/>
+              <w:left w:val="single" w:color="BBBBBB" w:sz="1"/>
+              <w:bottom w:val="single" w:color="BBBBBB" w:sz="1"/>
+              <w:right w:val="single" w:color="BBBBBB" w:sz="1"/>
+            </w:tcBorders>
+            <w:shd w:fill="E2EFDA" w:val="clear"/>
+            <w:tcMar>
+              <w:top w:type="dxa" w:w="50"/>
+              <w:left w:type="dxa" w:w="100"/>
+              <w:bottom w:type="dxa" w:w="50"/>
+              <w:right w:type="dxa" w:w="100"/>
+            </w:tcMar>
+            <w:vAlign w:val="center"/>
+          </w:tcPr>
+          <w:p>
+            <w:pPr>
+              <w:spacing w:after="0"/>
+            </w:pPr>
+            <w:r>
+              <w:rPr>
+                <w:rFonts w:ascii="微软雅黑" w:cs="微软雅黑" w:eastAsia="微软雅黑" w:hAnsi="微软雅黑"/>
+                <w:b w:val="false"/>
+                <w:bCs w:val="false"/>
+                <w:sz w:val="18"/>
+                <w:szCs w:val="18"/>
+              </w:rPr>
+              <w:t xml:space="preserve">1~50</w:t>
+            </w:r>
+          </w:p>
+        </w:tc>
+        <w:tc>
+          <w:tcPr>
+            <w:tcW w:type="dxa" w:w="640"/>
+            <w:tcBorders>
+              <w:top w:val="single" w:color="BBBBBB" w:sz="1"/>
+              <w:left w:val="single" w:color="BBBBBB" w:sz="1"/>
+              <w:bottom w:val="single" w:color="BBBBBB" w:sz="1"/>
+              <w:right w:val="single" w:color="BBBBBB" w:sz="1"/>
+            </w:tcBorders>
+            <w:shd w:fill="E2EFDA" w:val="clear"/>
+            <w:tcMar>
+              <w:top w:type="dxa" w:w="50"/>
+              <w:left w:type="dxa" w:w="100"/>
+              <w:bottom w:type="dxa" w:w="50"/>
+              <w:right w:type="dxa" w:w="100"/>
+            </w:tcMar>
+            <w:vAlign w:val="center"/>
+          </w:tcPr>
+          <w:p>
+            <w:pPr>
+              <w:spacing w:after="0"/>
+              <w:jc w:val="center"/>
+            </w:pPr>
+            <w:r>
+              <w:rPr>
+                <w:rFonts w:ascii="微软雅黑" w:cs="微软雅黑" w:eastAsia="微软雅黑" w:hAnsi="微软雅黑"/>
+                <w:b w:val="false"/>
+                <w:bCs w:val="false"/>
+                <w:sz w:val="18"/>
+                <w:szCs w:val="18"/>
+              </w:rPr>
+              <w:t xml:space="preserve">4</w:t>
+            </w:r>
+          </w:p>
+        </w:tc>
+        <w:tc>
+          <w:tcPr>
+            <w:tcW w:type="dxa" w:w="3586"/>
+            <w:tcBorders>
+              <w:top w:val="single" w:color="BBBBBB" w:sz="1"/>
+              <w:left w:val="single" w:color="BBBBBB" w:sz="1"/>
+              <w:bottom w:val="single" w:color="BBBBBB" w:sz="1"/>
+              <w:right w:val="single" w:color="BBBBBB" w:sz="1"/>
+            </w:tcBorders>
+            <w:shd w:fill="E2EFDA" w:val="clear"/>
+            <w:tcMar>
+              <w:top w:type="dxa" w:w="50"/>
+              <w:left w:type="dxa" w:w="100"/>
+              <w:bottom w:type="dxa" w:w="50"/>
+              <w:right w:type="dxa" w:w="100"/>
+            </w:tcMar>
+            <w:vAlign w:val="center"/>
+          </w:tcPr>
+          <w:p>
+            <w:pPr>
+              <w:spacing w:after="0"/>
+            </w:pPr>
+            <w:r>
+              <w:rPr>
+                <w:rFonts w:ascii="微软雅黑" w:cs="微软雅黑" w:eastAsia="微软雅黑" w:hAnsi="微软雅黑"/>
+                <w:b w:val="false"/>
+                <w:bCs w:val="false"/>
+                <w:sz w:val="18"/>
+                <w:szCs w:val="18"/>
+              </w:rPr>
+              <w:t xml:space="preserve">误差变化量化因子 Kec=Ke×该值</w:t>
+            </w:r>
+          </w:p>
+        </w:tc>
+      </w:tr>
+      <w:tr>
+        <w:tc>
+          <w:tcPr>
+            <w:tcW w:type="dxa" w:w="560"/>
+            <w:tcBorders>
+              <w:top w:val="single" w:color="BBBBBB" w:sz="1"/>
+              <w:left w:val="single" w:color="BBBBBB" w:sz="1"/>
+              <w:bottom w:val="single" w:color="BBBBBB" w:sz="1"/>
+              <w:right w:val="single" w:color="BBBBBB" w:sz="1"/>
+            </w:tcBorders>
+            <w:shd w:fill="E2EFDA" w:val="clear"/>
+            <w:tcMar>
+              <w:top w:type="dxa" w:w="50"/>
+              <w:left w:type="dxa" w:w="100"/>
+              <w:bottom w:type="dxa" w:w="50"/>
+              <w:right w:type="dxa" w:w="100"/>
+            </w:tcMar>
+            <w:vAlign w:val="center"/>
+          </w:tcPr>
+          <w:p>
+            <w:pPr>
+              <w:spacing w:after="0"/>
+              <w:jc w:val="center"/>
+            </w:pPr>
+            <w:r>
+              <w:rPr>
+                <w:rFonts w:ascii="微软雅黑" w:cs="微软雅黑" w:eastAsia="微软雅黑" w:hAnsi="微软雅黑"/>
+                <w:b w:val="false"/>
+                <w:bCs w:val="false"/>
+                <w:sz w:val="18"/>
+                <w:szCs w:val="18"/>
+              </w:rPr>
+              <w:t xml:space="preserve">34</w:t>
+            </w:r>
+          </w:p>
+        </w:tc>
+        <w:tc>
+          <w:tcPr>
+            <w:tcW w:type="dxa" w:w="1450"/>
+            <w:tcBorders>
+              <w:top w:val="single" w:color="BBBBBB" w:sz="1"/>
+              <w:left w:val="single" w:color="BBBBBB" w:sz="1"/>
+              <w:bottom w:val="single" w:color="BBBBBB" w:sz="1"/>
+              <w:right w:val="single" w:color="BBBBBB" w:sz="1"/>
+            </w:tcBorders>
+            <w:shd w:fill="E2EFDA" w:val="clear"/>
+            <w:tcMar>
+              <w:top w:type="dxa" w:w="50"/>
+              <w:left w:type="dxa" w:w="100"/>
+              <w:bottom w:type="dxa" w:w="50"/>
+              <w:right w:type="dxa" w:w="100"/>
+            </w:tcMar>
+            <w:vAlign w:val="center"/>
+          </w:tcPr>
+          <w:p>
+            <w:pPr>
+              <w:spacing w:after="0"/>
+            </w:pPr>
+            <w:r>
+              <w:rPr>
+                <w:rFonts w:ascii="微软雅黑" w:cs="微软雅黑" w:eastAsia="微软雅黑" w:hAnsi="微软雅黑"/>
+                <w:b w:val="false"/>
+                <w:bCs w:val="false"/>
+                <w:sz w:val="18"/>
+                <w:szCs w:val="18"/>
+              </w:rPr>
+              <w:t xml:space="preserve">Kp整定强度%</w:t>
+            </w:r>
+          </w:p>
+        </w:tc>
+        <w:tc>
+          <w:tcPr>
+            <w:tcW w:type="dxa" w:w="700"/>
+            <w:tcBorders>
+              <w:top w:val="single" w:color="BBBBBB" w:sz="1"/>
+              <w:left w:val="single" w:color="BBBBBB" w:sz="1"/>
+              <w:bottom w:val="single" w:color="BBBBBB" w:sz="1"/>
+              <w:right w:val="single" w:color="BBBBBB" w:sz="1"/>
+            </w:tcBorders>
+            <w:shd w:fill="E2EFDA" w:val="clear"/>
+            <w:tcMar>
+              <w:top w:type="dxa" w:w="50"/>
+              <w:left w:type="dxa" w:w="100"/>
+              <w:bottom w:type="dxa" w:w="50"/>
+              <w:right w:type="dxa" w:w="100"/>
+            </w:tcMar>
+            <w:vAlign w:val="center"/>
+          </w:tcPr>
+          <w:p>
+            <w:pPr>
+              <w:spacing w:after="0"/>
+              <w:jc w:val="center"/>
+            </w:pPr>
+            <w:r>
+              <w:rPr>
+                <w:rFonts w:ascii="微软雅黑" w:cs="微软雅黑" w:eastAsia="微软雅黑" w:hAnsi="微软雅黑"/>
+                <w:b w:val="false"/>
+                <w:bCs w:val="false"/>
+                <w:sz w:val="18"/>
+                <w:szCs w:val="18"/>
+              </w:rPr>
+              <w:t xml:space="preserve">√</w:t>
+            </w:r>
+          </w:p>
+        </w:tc>
+        <w:tc>
+          <w:tcPr>
+            <w:tcW w:type="dxa" w:w="760"/>
+            <w:tcBorders>
+              <w:top w:val="single" w:color="BBBBBB" w:sz="1"/>
+              <w:left w:val="single" w:color="BBBBBB" w:sz="1"/>
+              <w:bottom w:val="single" w:color="BBBBBB" w:sz="1"/>
+              <w:right w:val="single" w:color="BBBBBB" w:sz="1"/>
+            </w:tcBorders>
+            <w:shd w:fill="E2EFDA" w:val="clear"/>
+            <w:tcMar>
+              <w:top w:type="dxa" w:w="50"/>
+              <w:left w:type="dxa" w:w="100"/>
+              <w:bottom w:type="dxa" w:w="50"/>
+              <w:right w:type="dxa" w:w="100"/>
+            </w:tcMar>
+            <w:vAlign w:val="center"/>
+          </w:tcPr>
+          <w:p>
+            <w:pPr>
+              <w:spacing w:after="0"/>
+              <w:jc w:val="center"/>
+            </w:pPr>
+            <w:r>
+              <w:rPr>
+                <w:rFonts w:ascii="微软雅黑" w:cs="微软雅黑" w:eastAsia="微软雅黑" w:hAnsi="微软雅黑"/>
+                <w:b w:val="false"/>
+                <w:bCs w:val="false"/>
+                <w:sz w:val="18"/>
+                <w:szCs w:val="18"/>
+              </w:rPr>
+              <w:t xml:space="preserve">√·Flash</w:t>
+            </w:r>
+          </w:p>
+        </w:tc>
+        <w:tc>
+          <w:tcPr>
+            <w:tcW w:type="dxa" w:w="1330"/>
+            <w:tcBorders>
+              <w:top w:val="single" w:color="BBBBBB" w:sz="1"/>
+              <w:left w:val="single" w:color="BBBBBB" w:sz="1"/>
+              <w:bottom w:val="single" w:color="BBBBBB" w:sz="1"/>
+              <w:right w:val="single" w:color="BBBBBB" w:sz="1"/>
+            </w:tcBorders>
+            <w:shd w:fill="E2EFDA" w:val="clear"/>
+            <w:tcMar>
+              <w:top w:type="dxa" w:w="50"/>
+              <w:left w:type="dxa" w:w="100"/>
+              <w:bottom w:type="dxa" w:w="50"/>
+              <w:right w:type="dxa" w:w="100"/>
+            </w:tcMar>
+            <w:vAlign w:val="center"/>
+          </w:tcPr>
+          <w:p>
+            <w:pPr>
+              <w:spacing w:after="0"/>
+            </w:pPr>
+            <w:r>
+              <w:rPr>
+                <w:rFonts w:ascii="微软雅黑" w:cs="微软雅黑" w:eastAsia="微软雅黑" w:hAnsi="微软雅黑"/>
+                <w:b w:val="false"/>
+                <w:bCs w:val="false"/>
+                <w:sz w:val="18"/>
+                <w:szCs w:val="18"/>
+              </w:rPr>
+              <w:t xml:space="preserve">0~200</w:t>
+            </w:r>
+          </w:p>
+        </w:tc>
+        <w:tc>
+          <w:tcPr>
+            <w:tcW w:type="dxa" w:w="640"/>
+            <w:tcBorders>
+              <w:top w:val="single" w:color="BBBBBB" w:sz="1"/>
+              <w:left w:val="single" w:color="BBBBBB" w:sz="1"/>
+              <w:bottom w:val="single" w:color="BBBBBB" w:sz="1"/>
+              <w:right w:val="single" w:color="BBBBBB" w:sz="1"/>
+            </w:tcBorders>
+            <w:shd w:fill="E2EFDA" w:val="clear"/>
+            <w:tcMar>
+              <w:top w:type="dxa" w:w="50"/>
+              <w:left w:type="dxa" w:w="100"/>
+              <w:bottom w:type="dxa" w:w="50"/>
+              <w:right w:type="dxa" w:w="100"/>
+            </w:tcMar>
+            <w:vAlign w:val="center"/>
+          </w:tcPr>
+          <w:p>
+            <w:pPr>
+              <w:spacing w:after="0"/>
+              <w:jc w:val="center"/>
+            </w:pPr>
+            <w:r>
+              <w:rPr>
+                <w:rFonts w:ascii="微软雅黑" w:cs="微软雅黑" w:eastAsia="微软雅黑" w:hAnsi="微软雅黑"/>
+                <w:b w:val="false"/>
+                <w:bCs w:val="false"/>
+                <w:sz w:val="18"/>
+                <w:szCs w:val="18"/>
+              </w:rPr>
+              <w:t xml:space="preserve">30</w:t>
+            </w:r>
+          </w:p>
+        </w:tc>
+        <w:tc>
+          <w:tcPr>
+            <w:tcW w:type="dxa" w:w="3586"/>
+            <w:tcBorders>
+              <w:top w:val="single" w:color="BBBBBB" w:sz="1"/>
+              <w:left w:val="single" w:color="BBBBBB" w:sz="1"/>
+              <w:bottom w:val="single" w:color="BBBBBB" w:sz="1"/>
+              <w:right w:val="single" w:color="BBBBBB" w:sz="1"/>
+            </w:tcBorders>
+            <w:shd w:fill="E2EFDA" w:val="clear"/>
+            <w:tcMar>
+              <w:top w:type="dxa" w:w="50"/>
+              <w:left w:type="dxa" w:w="100"/>
+              <w:bottom w:type="dxa" w:w="50"/>
+              <w:right w:type="dxa" w:w="100"/>
+            </w:tcMar>
+            <w:vAlign w:val="center"/>
+          </w:tcPr>
+          <w:p>
+            <w:pPr>
+              <w:spacing w:after="0"/>
+            </w:pPr>
+            <w:r>
+              <w:rPr>
+                <w:rFonts w:ascii="微软雅黑" w:cs="微软雅黑" w:eastAsia="微软雅黑" w:hAnsi="微软雅黑"/>
+                <w:b w:val="false"/>
+                <w:bCs w:val="false"/>
+                <w:sz w:val="18"/>
+                <w:szCs w:val="18"/>
+              </w:rPr>
+              <w:t xml:space="preserve">模糊整定Kp幅度=P×%/100</w:t>
+            </w:r>
+          </w:p>
+        </w:tc>
+      </w:tr>
+      <w:tr>
+        <w:tc>
+          <w:tcPr>
+            <w:tcW w:type="dxa" w:w="560"/>
+            <w:tcBorders>
+              <w:top w:val="single" w:color="BBBBBB" w:sz="1"/>
+              <w:left w:val="single" w:color="BBBBBB" w:sz="1"/>
+              <w:bottom w:val="single" w:color="BBBBBB" w:sz="1"/>
+              <w:right w:val="single" w:color="BBBBBB" w:sz="1"/>
+            </w:tcBorders>
+            <w:shd w:fill="E2EFDA" w:val="clear"/>
+            <w:tcMar>
+              <w:top w:type="dxa" w:w="50"/>
+              <w:left w:type="dxa" w:w="100"/>
+              <w:bottom w:type="dxa" w:w="50"/>
+              <w:right w:type="dxa" w:w="100"/>
+            </w:tcMar>
+            <w:vAlign w:val="center"/>
+          </w:tcPr>
+          <w:p>
+            <w:pPr>
+              <w:spacing w:after="0"/>
+              <w:jc w:val="center"/>
+            </w:pPr>
+            <w:r>
+              <w:rPr>
+                <w:rFonts w:ascii="微软雅黑" w:cs="微软雅黑" w:eastAsia="微软雅黑" w:hAnsi="微软雅黑"/>
+                <w:b w:val="false"/>
+                <w:bCs w:val="false"/>
+                <w:sz w:val="18"/>
+                <w:szCs w:val="18"/>
+              </w:rPr>
+              <w:t xml:space="preserve">35</w:t>
+            </w:r>
+          </w:p>
+        </w:tc>
+        <w:tc>
+          <w:tcPr>
+            <w:tcW w:type="dxa" w:w="1450"/>
+            <w:tcBorders>
+              <w:top w:val="single" w:color="BBBBBB" w:sz="1"/>
+              <w:left w:val="single" w:color="BBBBBB" w:sz="1"/>
+              <w:bottom w:val="single" w:color="BBBBBB" w:sz="1"/>
+              <w:right w:val="single" w:color="BBBBBB" w:sz="1"/>
+            </w:tcBorders>
+            <w:shd w:fill="E2EFDA" w:val="clear"/>
+            <w:tcMar>
+              <w:top w:type="dxa" w:w="50"/>
+              <w:left w:type="dxa" w:w="100"/>
+              <w:bottom w:type="dxa" w:w="50"/>
+              <w:right w:type="dxa" w:w="100"/>
+            </w:tcMar>
+            <w:vAlign w:val="center"/>
+          </w:tcPr>
+          <w:p>
+            <w:pPr>
+              <w:spacing w:after="0"/>
+            </w:pPr>
+            <w:r>
+              <w:rPr>
+                <w:rFonts w:ascii="微软雅黑" w:cs="微软雅黑" w:eastAsia="微软雅黑" w:hAnsi="微软雅黑"/>
+                <w:b w:val="false"/>
+                <w:bCs w:val="false"/>
+                <w:sz w:val="18"/>
+                <w:szCs w:val="18"/>
+              </w:rPr>
+              <w:t xml:space="preserve">Ki整定强度%</w:t>
+            </w:r>
+          </w:p>
+        </w:tc>
+        <w:tc>
+          <w:tcPr>
+            <w:tcW w:type="dxa" w:w="700"/>
+            <w:tcBorders>
+              <w:top w:val="single" w:color="BBBBBB" w:sz="1"/>
+              <w:left w:val="single" w:color="BBBBBB" w:sz="1"/>
+              <w:bottom w:val="single" w:color="BBBBBB" w:sz="1"/>
+              <w:right w:val="single" w:color="BBBBBB" w:sz="1"/>
+            </w:tcBorders>
+            <w:shd w:fill="E2EFDA" w:val="clear"/>
+            <w:tcMar>
+              <w:top w:type="dxa" w:w="50"/>
+              <w:left w:type="dxa" w:w="100"/>
+              <w:bottom w:type="dxa" w:w="50"/>
+              <w:right w:type="dxa" w:w="100"/>
+            </w:tcMar>
+            <w:vAlign w:val="center"/>
+          </w:tcPr>
+          <w:p>
+            <w:pPr>
+              <w:spacing w:after="0"/>
+              <w:jc w:val="center"/>
+            </w:pPr>
+            <w:r>
+              <w:rPr>
+                <w:rFonts w:ascii="微软雅黑" w:cs="微软雅黑" w:eastAsia="微软雅黑" w:hAnsi="微软雅黑"/>
+                <w:b w:val="false"/>
+                <w:bCs w:val="false"/>
+                <w:sz w:val="18"/>
+                <w:szCs w:val="18"/>
+              </w:rPr>
+              <w:t xml:space="preserve">√</w:t>
+            </w:r>
+          </w:p>
+        </w:tc>
+        <w:tc>
+          <w:tcPr>
+            <w:tcW w:type="dxa" w:w="760"/>
+            <w:tcBorders>
+              <w:top w:val="single" w:color="BBBBBB" w:sz="1"/>
+              <w:left w:val="single" w:color="BBBBBB" w:sz="1"/>
+              <w:bottom w:val="single" w:color="BBBBBB" w:sz="1"/>
+              <w:right w:val="single" w:color="BBBBBB" w:sz="1"/>
+            </w:tcBorders>
+            <w:shd w:fill="E2EFDA" w:val="clear"/>
+            <w:tcMar>
+              <w:top w:type="dxa" w:w="50"/>
+              <w:left w:type="dxa" w:w="100"/>
+              <w:bottom w:type="dxa" w:w="50"/>
+              <w:right w:type="dxa" w:w="100"/>
+            </w:tcMar>
+            <w:vAlign w:val="center"/>
+          </w:tcPr>
+          <w:p>
+            <w:pPr>
+              <w:spacing w:after="0"/>
+              <w:jc w:val="center"/>
+            </w:pPr>
+            <w:r>
+              <w:rPr>
+                <w:rFonts w:ascii="微软雅黑" w:cs="微软雅黑" w:eastAsia="微软雅黑" w:hAnsi="微软雅黑"/>
+                <w:b w:val="false"/>
+                <w:bCs w:val="false"/>
+                <w:sz w:val="18"/>
+                <w:szCs w:val="18"/>
+              </w:rPr>
+              <w:t xml:space="preserve">√·Flash</w:t>
+            </w:r>
+          </w:p>
+        </w:tc>
+        <w:tc>
+          <w:tcPr>
+            <w:tcW w:type="dxa" w:w="1330"/>
+            <w:tcBorders>
+              <w:top w:val="single" w:color="BBBBBB" w:sz="1"/>
+              <w:left w:val="single" w:color="BBBBBB" w:sz="1"/>
+              <w:bottom w:val="single" w:color="BBBBBB" w:sz="1"/>
+              <w:right w:val="single" w:color="BBBBBB" w:sz="1"/>
+            </w:tcBorders>
+            <w:shd w:fill="E2EFDA" w:val="clear"/>
+            <w:tcMar>
+              <w:top w:type="dxa" w:w="50"/>
+              <w:left w:type="dxa" w:w="100"/>
+              <w:bottom w:type="dxa" w:w="50"/>
+              <w:right w:type="dxa" w:w="100"/>
+            </w:tcMar>
+            <w:vAlign w:val="center"/>
+          </w:tcPr>
+          <w:p>
+            <w:pPr>
+              <w:spacing w:after="0"/>
+            </w:pPr>
+            <w:r>
+              <w:rPr>
+                <w:rFonts w:ascii="微软雅黑" w:cs="微软雅黑" w:eastAsia="微软雅黑" w:hAnsi="微软雅黑"/>
+                <w:b w:val="false"/>
+                <w:bCs w:val="false"/>
+                <w:sz w:val="18"/>
+                <w:szCs w:val="18"/>
+              </w:rPr>
+              <w:t xml:space="preserve">0~200</w:t>
+            </w:r>
+          </w:p>
+        </w:tc>
+        <w:tc>
+          <w:tcPr>
+            <w:tcW w:type="dxa" w:w="640"/>
+            <w:tcBorders>
+              <w:top w:val="single" w:color="BBBBBB" w:sz="1"/>
+              <w:left w:val="single" w:color="BBBBBB" w:sz="1"/>
+              <w:bottom w:val="single" w:color="BBBBBB" w:sz="1"/>
+              <w:right w:val="single" w:color="BBBBBB" w:sz="1"/>
+            </w:tcBorders>
+            <w:shd w:fill="E2EFDA" w:val="clear"/>
+            <w:tcMar>
+              <w:top w:type="dxa" w:w="50"/>
+              <w:left w:type="dxa" w:w="100"/>
+              <w:bottom w:type="dxa" w:w="50"/>
+              <w:right w:type="dxa" w:w="100"/>
+            </w:tcMar>
+            <w:vAlign w:val="center"/>
+          </w:tcPr>
+          <w:p>
+            <w:pPr>
+              <w:spacing w:after="0"/>
+              <w:jc w:val="center"/>
+            </w:pPr>
+            <w:r>
+              <w:rPr>
+                <w:rFonts w:ascii="微软雅黑" w:cs="微软雅黑" w:eastAsia="微软雅黑" w:hAnsi="微软雅黑"/>
+                <w:b w:val="false"/>
+                <w:bCs w:val="false"/>
+                <w:sz w:val="18"/>
+                <w:szCs w:val="18"/>
+              </w:rPr>
+              <w:t xml:space="preserve">30</w:t>
+            </w:r>
+          </w:p>
+        </w:tc>
+        <w:tc>
+          <w:tcPr>
+            <w:tcW w:type="dxa" w:w="3586"/>
+            <w:tcBorders>
+              <w:top w:val="single" w:color="BBBBBB" w:sz="1"/>
+              <w:left w:val="single" w:color="BBBBBB" w:sz="1"/>
+              <w:bottom w:val="single" w:color="BBBBBB" w:sz="1"/>
+              <w:right w:val="single" w:color="BBBBBB" w:sz="1"/>
+            </w:tcBorders>
+            <w:shd w:fill="E2EFDA" w:val="clear"/>
+            <w:tcMar>
+              <w:top w:type="dxa" w:w="50"/>
+              <w:left w:type="dxa" w:w="100"/>
+              <w:bottom w:type="dxa" w:w="50"/>
+              <w:right w:type="dxa" w:w="100"/>
+            </w:tcMar>
+            <w:vAlign w:val="center"/>
+          </w:tcPr>
+          <w:p>
+            <w:pPr>
+              <w:spacing w:after="0"/>
+            </w:pPr>
+            <w:r>
+              <w:rPr>
+                <w:rFonts w:ascii="微软雅黑" w:cs="微软雅黑" w:eastAsia="微软雅黑" w:hAnsi="微软雅黑"/>
+                <w:b w:val="false"/>
+                <w:bCs w:val="false"/>
+                <w:sz w:val="18"/>
+                <w:szCs w:val="18"/>
+              </w:rPr>
+              <w:t xml:space="preserve">模糊整定Ki幅度=I×%/100</w:t>
+            </w:r>
+          </w:p>
+        </w:tc>
+      </w:tr>
+      <w:tr>
+        <w:tc>
+          <w:tcPr>
+            <w:tcW w:type="dxa" w:w="560"/>
+            <w:tcBorders>
+              <w:top w:val="single" w:color="BBBBBB" w:sz="1"/>
+              <w:left w:val="single" w:color="BBBBBB" w:sz="1"/>
+              <w:bottom w:val="single" w:color="BBBBBB" w:sz="1"/>
+              <w:right w:val="single" w:color="BBBBBB" w:sz="1"/>
+            </w:tcBorders>
+            <w:shd w:fill="E2EFDA" w:val="clear"/>
+            <w:tcMar>
+              <w:top w:type="dxa" w:w="50"/>
+              <w:left w:type="dxa" w:w="100"/>
+              <w:bottom w:type="dxa" w:w="50"/>
+              <w:right w:type="dxa" w:w="100"/>
+            </w:tcMar>
+            <w:vAlign w:val="center"/>
+          </w:tcPr>
+          <w:p>
+            <w:pPr>
+              <w:spacing w:after="0"/>
+              <w:jc w:val="center"/>
+            </w:pPr>
+            <w:r>
+              <w:rPr>
+                <w:rFonts w:ascii="微软雅黑" w:cs="微软雅黑" w:eastAsia="微软雅黑" w:hAnsi="微软雅黑"/>
+                <w:b w:val="false"/>
+                <w:bCs w:val="false"/>
+                <w:sz w:val="18"/>
+                <w:szCs w:val="18"/>
+              </w:rPr>
+              <w:t xml:space="preserve">36</w:t>
+            </w:r>
+          </w:p>
+        </w:tc>
+        <w:tc>
+          <w:tcPr>
+            <w:tcW w:type="dxa" w:w="1450"/>
+            <w:tcBorders>
+              <w:top w:val="single" w:color="BBBBBB" w:sz="1"/>
+              <w:left w:val="single" w:color="BBBBBB" w:sz="1"/>
+              <w:bottom w:val="single" w:color="BBBBBB" w:sz="1"/>
+              <w:right w:val="single" w:color="BBBBBB" w:sz="1"/>
+            </w:tcBorders>
+            <w:shd w:fill="E2EFDA" w:val="clear"/>
+            <w:tcMar>
+              <w:top w:type="dxa" w:w="50"/>
+              <w:left w:type="dxa" w:w="100"/>
+              <w:bottom w:type="dxa" w:w="50"/>
+              <w:right w:type="dxa" w:w="100"/>
+            </w:tcMar>
+            <w:vAlign w:val="center"/>
+          </w:tcPr>
+          <w:p>
+            <w:pPr>
+              <w:spacing w:after="0"/>
+            </w:pPr>
+            <w:r>
+              <w:rPr>
+                <w:rFonts w:ascii="微软雅黑" w:cs="微软雅黑" w:eastAsia="微软雅黑" w:hAnsi="微软雅黑"/>
+                <w:b w:val="false"/>
+                <w:bCs w:val="false"/>
+                <w:sz w:val="18"/>
+                <w:szCs w:val="18"/>
+              </w:rPr>
+              <w:t xml:space="preserve">Kd整定强度%</w:t>
+            </w:r>
+          </w:p>
+        </w:tc>
+        <w:tc>
+          <w:tcPr>
+            <w:tcW w:type="dxa" w:w="700"/>
+            <w:tcBorders>
+              <w:top w:val="single" w:color="BBBBBB" w:sz="1"/>
+              <w:left w:val="single" w:color="BBBBBB" w:sz="1"/>
+              <w:bottom w:val="single" w:color="BBBBBB" w:sz="1"/>
+              <w:right w:val="single" w:color="BBBBBB" w:sz="1"/>
+            </w:tcBorders>
+            <w:shd w:fill="E2EFDA" w:val="clear"/>
+            <w:tcMar>
+              <w:top w:type="dxa" w:w="50"/>
+              <w:left w:type="dxa" w:w="100"/>
+              <w:bottom w:type="dxa" w:w="50"/>
+              <w:right w:type="dxa" w:w="100"/>
+            </w:tcMar>
+            <w:vAlign w:val="center"/>
+          </w:tcPr>
+          <w:p>
+            <w:pPr>
+              <w:spacing w:after="0"/>
+              <w:jc w:val="center"/>
+            </w:pPr>
+            <w:r>
+              <w:rPr>
+                <w:rFonts w:ascii="微软雅黑" w:cs="微软雅黑" w:eastAsia="微软雅黑" w:hAnsi="微软雅黑"/>
+                <w:b w:val="false"/>
+                <w:bCs w:val="false"/>
+                <w:sz w:val="18"/>
+                <w:szCs w:val="18"/>
+              </w:rPr>
+              <w:t xml:space="preserve">√</w:t>
+            </w:r>
+          </w:p>
+        </w:tc>
+        <w:tc>
+          <w:tcPr>
+            <w:tcW w:type="dxa" w:w="760"/>
+            <w:tcBorders>
+              <w:top w:val="single" w:color="BBBBBB" w:sz="1"/>
+              <w:left w:val="single" w:color="BBBBBB" w:sz="1"/>
+              <w:bottom w:val="single" w:color="BBBBBB" w:sz="1"/>
+              <w:right w:val="single" w:color="BBBBBB" w:sz="1"/>
+            </w:tcBorders>
+            <w:shd w:fill="E2EFDA" w:val="clear"/>
+            <w:tcMar>
+              <w:top w:type="dxa" w:w="50"/>
+              <w:left w:type="dxa" w:w="100"/>
+              <w:bottom w:type="dxa" w:w="50"/>
+              <w:right w:type="dxa" w:w="100"/>
+            </w:tcMar>
+            <w:vAlign w:val="center"/>
+          </w:tcPr>
+          <w:p>
+            <w:pPr>
+              <w:spacing w:after="0"/>
+              <w:jc w:val="center"/>
+            </w:pPr>
+            <w:r>
+              <w:rPr>
+                <w:rFonts w:ascii="微软雅黑" w:cs="微软雅黑" w:eastAsia="微软雅黑" w:hAnsi="微软雅黑"/>
+                <w:b w:val="false"/>
+                <w:bCs w:val="false"/>
+                <w:sz w:val="18"/>
+                <w:szCs w:val="18"/>
+              </w:rPr>
+              <w:t xml:space="preserve">√·Flash</w:t>
+            </w:r>
+          </w:p>
+        </w:tc>
+        <w:tc>
+          <w:tcPr>
+            <w:tcW w:type="dxa" w:w="1330"/>
+            <w:tcBorders>
+              <w:top w:val="single" w:color="BBBBBB" w:sz="1"/>
+              <w:left w:val="single" w:color="BBBBBB" w:sz="1"/>
+              <w:bottom w:val="single" w:color="BBBBBB" w:sz="1"/>
+              <w:right w:val="single" w:color="BBBBBB" w:sz="1"/>
+            </w:tcBorders>
+            <w:shd w:fill="E2EFDA" w:val="clear"/>
+            <w:tcMar>
+              <w:top w:type="dxa" w:w="50"/>
+              <w:left w:type="dxa" w:w="100"/>
+              <w:bottom w:type="dxa" w:w="50"/>
+              <w:right w:type="dxa" w:w="100"/>
+            </w:tcMar>
+            <w:vAlign w:val="center"/>
+          </w:tcPr>
+          <w:p>
+            <w:pPr>
+              <w:spacing w:after="0"/>
+            </w:pPr>
+            <w:r>
+              <w:rPr>
+                <w:rFonts w:ascii="微软雅黑" w:cs="微软雅黑" w:eastAsia="微软雅黑" w:hAnsi="微软雅黑"/>
+                <w:b w:val="false"/>
+                <w:bCs w:val="false"/>
+                <w:sz w:val="18"/>
+                <w:szCs w:val="18"/>
+              </w:rPr>
+              <w:t xml:space="preserve">0~200</w:t>
+            </w:r>
+          </w:p>
+        </w:tc>
+        <w:tc>
+          <w:tcPr>
+            <w:tcW w:type="dxa" w:w="640"/>
+            <w:tcBorders>
+              <w:top w:val="single" w:color="BBBBBB" w:sz="1"/>
+              <w:left w:val="single" w:color="BBBBBB" w:sz="1"/>
+              <w:bottom w:val="single" w:color="BBBBBB" w:sz="1"/>
+              <w:right w:val="single" w:color="BBBBBB" w:sz="1"/>
+            </w:tcBorders>
+            <w:shd w:fill="E2EFDA" w:val="clear"/>
+            <w:tcMar>
+              <w:top w:type="dxa" w:w="50"/>
+              <w:left w:type="dxa" w:w="100"/>
+              <w:bottom w:type="dxa" w:w="50"/>
+              <w:right w:type="dxa" w:w="100"/>
+            </w:tcMar>
+            <w:vAlign w:val="center"/>
+          </w:tcPr>
+          <w:p>
+            <w:pPr>
+              <w:spacing w:after="0"/>
+              <w:jc w:val="center"/>
+            </w:pPr>
+            <w:r>
+              <w:rPr>
+                <w:rFonts w:ascii="微软雅黑" w:cs="微软雅黑" w:eastAsia="微软雅黑" w:hAnsi="微软雅黑"/>
+                <w:b w:val="false"/>
+                <w:bCs w:val="false"/>
+                <w:sz w:val="18"/>
+                <w:szCs w:val="18"/>
+              </w:rPr>
+              <w:t xml:space="preserve">30</w:t>
+            </w:r>
+          </w:p>
+        </w:tc>
+        <w:tc>
+          <w:tcPr>
+            <w:tcW w:type="dxa" w:w="3586"/>
+            <w:tcBorders>
+              <w:top w:val="single" w:color="BBBBBB" w:sz="1"/>
+              <w:left w:val="single" w:color="BBBBBB" w:sz="1"/>
+              <w:bottom w:val="single" w:color="BBBBBB" w:sz="1"/>
+              <w:right w:val="single" w:color="BBBBBB" w:sz="1"/>
+            </w:tcBorders>
+            <w:shd w:fill="E2EFDA" w:val="clear"/>
+            <w:tcMar>
+              <w:top w:type="dxa" w:w="50"/>
+              <w:left w:type="dxa" w:w="100"/>
+              <w:bottom w:type="dxa" w:w="50"/>
+              <w:right w:type="dxa" w:w="100"/>
+            </w:tcMar>
+            <w:vAlign w:val="center"/>
+          </w:tcPr>
+          <w:p>
+            <w:pPr>
+              <w:spacing w:after="0"/>
+            </w:pPr>
+            <w:r>
+              <w:rPr>
+                <w:rFonts w:ascii="微软雅黑" w:cs="微软雅黑" w:eastAsia="微软雅黑" w:hAnsi="微软雅黑"/>
+                <w:b w:val="false"/>
+                <w:bCs w:val="false"/>
+                <w:sz w:val="18"/>
+                <w:szCs w:val="18"/>
+              </w:rPr>
+              <w:t xml:space="preserve">模糊整定Kd幅度=D×%/100</w:t>
             </w:r>
           </w:p>
         </w:tc>
@@ -11075,6 +12295,148 @@
           <w:szCs w:val="19"/>
         </w:rPr>
         <w:t xml:space="preserve">PID 输出限幅为 ±1000,实际换算为电机驱动时间(毫秒);三种 PID 模式分别用最大流量/最大压力/最大给定值作归一化分母。</w:t>
+      </w:r>
+    </w:p>
+    <w:p>
+      <w:pPr>
+        <w:pStyle w:val="Heading2"/>
+        <w:spacing w:after="100" w:before="180"/>
+      </w:pPr>
+      <w:r>
+        <w:rPr>
+          <w:rFonts w:ascii="微软雅黑" w:cs="微软雅黑" w:eastAsia="微软雅黑" w:hAnsi="微软雅黑"/>
+          <w:b/>
+          <w:bCs/>
+          <w:color w:val="1F3864"/>
+          <w:sz w:val="25"/>
+          <w:szCs w:val="25"/>
+        </w:rPr>
+        <w:t xml:space="preserve">5.5 模糊 PID(可选,作用于流量/压力/给定模式)</w:t>
+      </w:r>
+    </w:p>
+    <w:p>
+      <w:pPr>
+        <w:spacing w:after="80" w:before="0"/>
+      </w:pPr>
+      <w:r>
+        <w:rPr>
+          <w:rFonts w:ascii="微软雅黑" w:cs="微软雅黑" w:eastAsia="微软雅黑" w:hAnsi="微软雅黑"/>
+          <w:b w:val="false"/>
+          <w:bCs w:val="false"/>
+          <w:i w:val="false"/>
+          <w:iCs w:val="false"/>
+          <w:sz w:val="21"/>
+          <w:szCs w:val="21"/>
+        </w:rPr>
+        <w:t xml:space="preserve">以误差 E 和误差变化 EC 为输入, 经模糊规则在线调整 Kp/Ki/Kd, 改善大偏差快速响应、小偏差平稳收敛的折中。</w:t>
+      </w:r>
+    </w:p>
+    <w:p>
+      <w:pPr>
+        <w:pStyle w:val="ListParagraph"/>
+        <w:numPr>
+          <w:ilvl w:val="0"/>
+          <w:numId w:val="2"/>
+        </w:numPr>
+        <w:spacing w:after="40"/>
+      </w:pPr>
+      <w:r>
+        <w:rPr>
+          <w:rFonts w:ascii="微软雅黑" w:cs="微软雅黑" w:eastAsia="微软雅黑" w:hAnsi="微软雅黑"/>
+          <w:sz w:val="21"/>
+          <w:szCs w:val="21"/>
+        </w:rPr>
+        <w:t xml:space="preserve">默认关闭(寄存器 32=0), 使用经典增量 PID, 与旧版本行为一致; 写寄存器 32=1 启用。</w:t>
+      </w:r>
+    </w:p>
+    <w:p>
+      <w:pPr>
+        <w:pStyle w:val="ListParagraph"/>
+        <w:numPr>
+          <w:ilvl w:val="0"/>
+          <w:numId w:val="2"/>
+        </w:numPr>
+        <w:spacing w:after="40"/>
+      </w:pPr>
+      <w:r>
+        <w:rPr>
+          <w:rFonts w:ascii="微软雅黑" w:cs="微软雅黑" w:eastAsia="微软雅黑" w:hAnsi="微软雅黑"/>
+          <w:sz w:val="21"/>
+          <w:szCs w:val="21"/>
+        </w:rPr>
+        <w:t xml:space="preserve">启用后 P/I/D(寄存器 16/17/18)仍是基础值, 模糊算法在其基础上动态加减。</w:t>
+      </w:r>
+    </w:p>
+    <w:p>
+      <w:pPr>
+        <w:pStyle w:val="ListParagraph"/>
+        <w:numPr>
+          <w:ilvl w:val="0"/>
+          <w:numId w:val="2"/>
+        </w:numPr>
+        <w:spacing w:after="40"/>
+      </w:pPr>
+      <w:r>
+        <w:rPr>
+          <w:rFonts w:ascii="微软雅黑" w:cs="微软雅黑" w:eastAsia="微软雅黑" w:hAnsi="微软雅黑"/>
+          <w:sz w:val="21"/>
+          <w:szCs w:val="21"/>
+        </w:rPr>
+        <w:t xml:space="preserve">Kec 倍数(寄存器 33):误差变化灵敏度, 默认 4; 偏大更跟随变化, 偏小更平稳。</w:t>
+      </w:r>
+    </w:p>
+    <w:p>
+      <w:pPr>
+        <w:pStyle w:val="ListParagraph"/>
+        <w:numPr>
+          <w:ilvl w:val="0"/>
+          <w:numId w:val="2"/>
+        </w:numPr>
+        <w:spacing w:after="40"/>
+      </w:pPr>
+      <w:r>
+        <w:rPr>
+          <w:rFonts w:ascii="微软雅黑" w:cs="微软雅黑" w:eastAsia="微软雅黑" w:hAnsi="微软雅黑"/>
+          <w:sz w:val="21"/>
+          <w:szCs w:val="21"/>
+        </w:rPr>
+        <w:t xml:space="preserve">Kp/Ki/Kd 整定强度%(寄存器 34/35/36):各增益浮动幅度(基础值的百分比), 默认 30%; 设 0 则该增益不参与整定。</w:t>
+      </w:r>
+    </w:p>
+    <w:p>
+      <w:pPr>
+        <w:pStyle w:val="ListParagraph"/>
+        <w:numPr>
+          <w:ilvl w:val="0"/>
+          <w:numId w:val="2"/>
+        </w:numPr>
+        <w:spacing w:after="40"/>
+      </w:pPr>
+      <w:r>
+        <w:rPr>
+          <w:rFonts w:ascii="微软雅黑" w:cs="微软雅黑" w:eastAsia="微软雅黑" w:hAnsi="微软雅黑"/>
+          <w:sz w:val="21"/>
+          <w:szCs w:val="21"/>
+        </w:rPr>
+        <w:t xml:space="preserve">量化因子 Ke 由固件自动取 3/满量程(对应模式的最大流量/压力/给定值), 无需手动设置。</w:t>
+      </w:r>
+    </w:p>
+    <w:p>
+      <w:pPr>
+        <w:pStyle w:val="ListParagraph"/>
+        <w:numPr>
+          <w:ilvl w:val="0"/>
+          <w:numId w:val="2"/>
+        </w:numPr>
+        <w:spacing w:after="40"/>
+      </w:pPr>
+      <w:r>
+        <w:rPr>
+          <w:rFonts w:ascii="微软雅黑" w:cs="微软雅黑" w:eastAsia="微软雅黑" w:hAnsi="微软雅黑"/>
+          <w:sz w:val="21"/>
+          <w:szCs w:val="21"/>
+        </w:rPr>
+        <w:t xml:space="preserve">调参建议:先用经典 PID 整定好基础 P/I/D, 再启用模糊并从默认 30% 起逐步调整, 观察超调与稳态。</w:t>
       </w:r>
     </w:p>
     <w:p>
